--- a/docs/OpenAI_LLM_Library_Documentation.docx
+++ b/docs/OpenAI_LLM_Library_Documentation.docx
@@ -263,7 +263,7 @@
           </w:tcPr>
           <w:p>
             <w:r>
-              <w:t>Chiave API del provider. Per provider locali (es. Ollama) questo parametro puo' essere ignorato.</w:t>
+              <w:t>Chiave API del provider.</w:t>
             </w:r>
           </w:p>
         </w:tc>
